--- a/REACT JS/Router.docx
+++ b/REACT JS/Router.docx
@@ -21038,8 +21038,1021 @@
       <w:pPr>
         <w:pStyle w:val="NoSpacing"/>
       </w:pPr>
+    </w:p>
+    <w:p>
+      <w:pPr>
+        <w:pStyle w:val="NoSpacing"/>
+        <w:rPr>
+          <w:b/>
+        </w:rPr>
+      </w:pPr>
+    </w:p>
+    <w:p>
+      <w:pPr>
+        <w:pStyle w:val="NoSpacing"/>
+        <w:rPr>
+          <w:b/>
+        </w:rPr>
+      </w:pPr>
+    </w:p>
+    <w:p>
+      <w:pPr>
+        <w:pStyle w:val="NoSpacing"/>
+        <w:rPr>
+          <w:b/>
+        </w:rPr>
+      </w:pPr>
+    </w:p>
+    <w:p>
+      <w:pPr>
+        <w:pStyle w:val="NoSpacing"/>
+        <w:rPr>
+          <w:b/>
+        </w:rPr>
+      </w:pPr>
+    </w:p>
+    <w:p>
+      <w:pPr>
+        <w:pStyle w:val="NoSpacing"/>
+        <w:rPr>
+          <w:b/>
+        </w:rPr>
+      </w:pPr>
+    </w:p>
+    <w:p>
+      <w:pPr>
+        <w:pStyle w:val="NoSpacing"/>
+        <w:rPr>
+          <w:b/>
+        </w:rPr>
+      </w:pPr>
+    </w:p>
+    <w:p>
+      <w:pPr>
+        <w:pStyle w:val="NoSpacing"/>
+        <w:rPr>
+          <w:b/>
+        </w:rPr>
+      </w:pPr>
+    </w:p>
+    <w:p>
+      <w:pPr>
+        <w:pStyle w:val="NoSpacing"/>
+        <w:rPr>
+          <w:b/>
+        </w:rPr>
+      </w:pPr>
+    </w:p>
+    <w:p>
+      <w:pPr>
+        <w:pStyle w:val="NoSpacing"/>
+        <w:rPr>
+          <w:b/>
+        </w:rPr>
+      </w:pPr>
+    </w:p>
+    <w:p>
+      <w:pPr>
+        <w:pStyle w:val="NoSpacing"/>
+        <w:rPr>
+          <w:b/>
+        </w:rPr>
+      </w:pPr>
+    </w:p>
+    <w:p>
+      <w:pPr>
+        <w:pStyle w:val="NoSpacing"/>
+        <w:rPr>
+          <w:b/>
+        </w:rPr>
+      </w:pPr>
+    </w:p>
+    <w:p>
+      <w:pPr>
+        <w:pStyle w:val="NoSpacing"/>
+        <w:rPr>
+          <w:b/>
+        </w:rPr>
+      </w:pPr>
+    </w:p>
+    <w:p>
+      <w:pPr>
+        <w:pStyle w:val="NoSpacing"/>
+        <w:rPr>
+          <w:b/>
+        </w:rPr>
+      </w:pPr>
+    </w:p>
+    <w:p>
+      <w:pPr>
+        <w:pStyle w:val="NoSpacing"/>
+        <w:rPr>
+          <w:b/>
+        </w:rPr>
+      </w:pPr>
+    </w:p>
+    <w:p>
+      <w:pPr>
+        <w:pStyle w:val="NoSpacing"/>
+        <w:rPr>
+          <w:b/>
+        </w:rPr>
+      </w:pPr>
       <w:bookmarkStart w:id="0" w:name="_GoBack"/>
       <w:bookmarkEnd w:id="0"/>
+      <w:r>
+        <w:rPr>
+          <w:b/>
+        </w:rPr>
+        <w:lastRenderedPageBreak/>
+        <w:t>If your routes come from an API (Fully Dynamic)</w:t>
+      </w:r>
+    </w:p>
+    <w:p>
+      <w:pPr>
+        <w:pStyle w:val="NoSpacing"/>
+      </w:pPr>
+      <w:r>
+        <w:t>Suppose the API returns:</w:t>
+      </w:r>
+    </w:p>
+    <w:p>
+      <w:pPr>
+        <w:pStyle w:val="NoSpacing"/>
+        <w:rPr>
+          <w:rStyle w:val="HTMLCode"/>
+          <w:rFonts w:ascii="Times New Roman" w:eastAsiaTheme="minorHAnsi" w:hAnsi="Times New Roman" w:cstheme="minorBidi"/>
+          <w:sz w:val="24"/>
+          <w:szCs w:val="22"/>
+        </w:rPr>
+      </w:pPr>
+      <w:r>
+        <w:rPr>
+          <w:rStyle w:val="HTMLCode"/>
+          <w:rFonts w:ascii="Times New Roman" w:eastAsiaTheme="minorHAnsi" w:hAnsi="Times New Roman" w:cstheme="minorBidi"/>
+          <w:sz w:val="24"/>
+          <w:szCs w:val="22"/>
+        </w:rPr>
+        <w:t>[</w:t>
+      </w:r>
+    </w:p>
+    <w:p>
+      <w:pPr>
+        <w:pStyle w:val="NoSpacing"/>
+        <w:rPr>
+          <w:rStyle w:val="HTMLCode"/>
+          <w:rFonts w:ascii="Times New Roman" w:eastAsiaTheme="minorHAnsi" w:hAnsi="Times New Roman" w:cstheme="minorBidi"/>
+          <w:sz w:val="24"/>
+          <w:szCs w:val="22"/>
+        </w:rPr>
+      </w:pPr>
+      <w:r>
+        <w:rPr>
+          <w:rStyle w:val="HTMLCode"/>
+          <w:rFonts w:ascii="Times New Roman" w:eastAsiaTheme="minorHAnsi" w:hAnsi="Times New Roman" w:cstheme="minorBidi"/>
+          <w:sz w:val="24"/>
+          <w:szCs w:val="22"/>
+        </w:rPr>
+        <w:t xml:space="preserve">  {</w:t>
+      </w:r>
+    </w:p>
+    <w:p>
+      <w:pPr>
+        <w:pStyle w:val="NoSpacing"/>
+        <w:rPr>
+          <w:rStyle w:val="HTMLCode"/>
+          <w:rFonts w:ascii="Times New Roman" w:eastAsiaTheme="minorHAnsi" w:hAnsi="Times New Roman" w:cstheme="minorBidi"/>
+          <w:sz w:val="24"/>
+          <w:szCs w:val="22"/>
+        </w:rPr>
+      </w:pPr>
+      <w:r>
+        <w:rPr>
+          <w:rStyle w:val="HTMLCode"/>
+          <w:rFonts w:ascii="Times New Roman" w:eastAsiaTheme="minorHAnsi" w:hAnsi="Times New Roman" w:cstheme="minorBidi"/>
+          <w:sz w:val="24"/>
+          <w:szCs w:val="22"/>
+        </w:rPr>
+        <w:t xml:space="preserve">    "path": </w:t>
+      </w:r>
+      <w:r>
+        <w:rPr>
+          <w:rStyle w:val="k"/>
+        </w:rPr>
+        <w:t>"/home"</w:t>
+      </w:r>
+      <w:r>
+        <w:rPr>
+          <w:rStyle w:val="HTMLCode"/>
+          <w:rFonts w:ascii="Times New Roman" w:eastAsiaTheme="minorHAnsi" w:hAnsi="Times New Roman" w:cstheme="minorBidi"/>
+          <w:sz w:val="24"/>
+          <w:szCs w:val="22"/>
+        </w:rPr>
+        <w:t>,</w:t>
+      </w:r>
+    </w:p>
+    <w:p>
+      <w:pPr>
+        <w:pStyle w:val="NoSpacing"/>
+        <w:rPr>
+          <w:rStyle w:val="HTMLCode"/>
+          <w:rFonts w:ascii="Times New Roman" w:eastAsiaTheme="minorHAnsi" w:hAnsi="Times New Roman" w:cstheme="minorBidi"/>
+          <w:sz w:val="24"/>
+          <w:szCs w:val="22"/>
+        </w:rPr>
+      </w:pPr>
+      <w:r>
+        <w:rPr>
+          <w:rStyle w:val="HTMLCode"/>
+          <w:rFonts w:ascii="Times New Roman" w:eastAsiaTheme="minorHAnsi" w:hAnsi="Times New Roman" w:cstheme="minorBidi"/>
+          <w:sz w:val="24"/>
+          <w:szCs w:val="22"/>
+        </w:rPr>
+        <w:t xml:space="preserve">    "component": </w:t>
+      </w:r>
+      <w:r>
+        <w:rPr>
+          <w:rStyle w:val="k"/>
+        </w:rPr>
+        <w:t>"Home"</w:t>
+      </w:r>
+    </w:p>
+    <w:p>
+      <w:pPr>
+        <w:pStyle w:val="NoSpacing"/>
+        <w:rPr>
+          <w:rStyle w:val="HTMLCode"/>
+          <w:rFonts w:ascii="Times New Roman" w:eastAsiaTheme="minorHAnsi" w:hAnsi="Times New Roman" w:cstheme="minorBidi"/>
+          <w:sz w:val="24"/>
+          <w:szCs w:val="22"/>
+        </w:rPr>
+      </w:pPr>
+      <w:r>
+        <w:rPr>
+          <w:rStyle w:val="HTMLCode"/>
+          <w:rFonts w:ascii="Times New Roman" w:eastAsiaTheme="minorHAnsi" w:hAnsi="Times New Roman" w:cstheme="minorBidi"/>
+          <w:sz w:val="24"/>
+          <w:szCs w:val="22"/>
+        </w:rPr>
+        <w:t xml:space="preserve">  },</w:t>
+      </w:r>
+    </w:p>
+    <w:p>
+      <w:pPr>
+        <w:pStyle w:val="NoSpacing"/>
+        <w:rPr>
+          <w:rStyle w:val="HTMLCode"/>
+          <w:rFonts w:ascii="Times New Roman" w:eastAsiaTheme="minorHAnsi" w:hAnsi="Times New Roman" w:cstheme="minorBidi"/>
+          <w:sz w:val="24"/>
+          <w:szCs w:val="22"/>
+        </w:rPr>
+      </w:pPr>
+      <w:r>
+        <w:rPr>
+          <w:rStyle w:val="HTMLCode"/>
+          <w:rFonts w:ascii="Times New Roman" w:eastAsiaTheme="minorHAnsi" w:hAnsi="Times New Roman" w:cstheme="minorBidi"/>
+          <w:sz w:val="24"/>
+          <w:szCs w:val="22"/>
+        </w:rPr>
+        <w:t xml:space="preserve">  {</w:t>
+      </w:r>
+    </w:p>
+    <w:p>
+      <w:pPr>
+        <w:pStyle w:val="NoSpacing"/>
+        <w:rPr>
+          <w:rStyle w:val="HTMLCode"/>
+          <w:rFonts w:ascii="Times New Roman" w:eastAsiaTheme="minorHAnsi" w:hAnsi="Times New Roman" w:cstheme="minorBidi"/>
+          <w:sz w:val="24"/>
+          <w:szCs w:val="22"/>
+        </w:rPr>
+      </w:pPr>
+      <w:r>
+        <w:rPr>
+          <w:rStyle w:val="HTMLCode"/>
+          <w:rFonts w:ascii="Times New Roman" w:eastAsiaTheme="minorHAnsi" w:hAnsi="Times New Roman" w:cstheme="minorBidi"/>
+          <w:sz w:val="24"/>
+          <w:szCs w:val="22"/>
+        </w:rPr>
+        <w:t xml:space="preserve">    "path": </w:t>
+      </w:r>
+      <w:r>
+        <w:rPr>
+          <w:rStyle w:val="k"/>
+        </w:rPr>
+        <w:t>"/about"</w:t>
+      </w:r>
+      <w:r>
+        <w:rPr>
+          <w:rStyle w:val="HTMLCode"/>
+          <w:rFonts w:ascii="Times New Roman" w:eastAsiaTheme="minorHAnsi" w:hAnsi="Times New Roman" w:cstheme="minorBidi"/>
+          <w:sz w:val="24"/>
+          <w:szCs w:val="22"/>
+        </w:rPr>
+        <w:t>,</w:t>
+      </w:r>
+    </w:p>
+    <w:p>
+      <w:pPr>
+        <w:pStyle w:val="NoSpacing"/>
+        <w:rPr>
+          <w:rStyle w:val="HTMLCode"/>
+          <w:rFonts w:ascii="Times New Roman" w:eastAsiaTheme="minorHAnsi" w:hAnsi="Times New Roman" w:cstheme="minorBidi"/>
+          <w:sz w:val="24"/>
+          <w:szCs w:val="22"/>
+        </w:rPr>
+      </w:pPr>
+      <w:r>
+        <w:rPr>
+          <w:rStyle w:val="HTMLCode"/>
+          <w:rFonts w:ascii="Times New Roman" w:eastAsiaTheme="minorHAnsi" w:hAnsi="Times New Roman" w:cstheme="minorBidi"/>
+          <w:sz w:val="24"/>
+          <w:szCs w:val="22"/>
+        </w:rPr>
+        <w:t xml:space="preserve">    "component": </w:t>
+      </w:r>
+      <w:r>
+        <w:rPr>
+          <w:rStyle w:val="k"/>
+        </w:rPr>
+        <w:t>"About"</w:t>
+      </w:r>
+    </w:p>
+    <w:p>
+      <w:pPr>
+        <w:pStyle w:val="NoSpacing"/>
+        <w:rPr>
+          <w:rStyle w:val="HTMLCode"/>
+          <w:rFonts w:ascii="Times New Roman" w:eastAsiaTheme="minorHAnsi" w:hAnsi="Times New Roman" w:cstheme="minorBidi"/>
+          <w:sz w:val="24"/>
+          <w:szCs w:val="22"/>
+        </w:rPr>
+      </w:pPr>
+      <w:r>
+        <w:rPr>
+          <w:rStyle w:val="HTMLCode"/>
+          <w:rFonts w:ascii="Times New Roman" w:eastAsiaTheme="minorHAnsi" w:hAnsi="Times New Roman" w:cstheme="minorBidi"/>
+          <w:sz w:val="24"/>
+          <w:szCs w:val="22"/>
+        </w:rPr>
+        <w:t xml:space="preserve">  },</w:t>
+      </w:r>
+    </w:p>
+    <w:p>
+      <w:pPr>
+        <w:pStyle w:val="NoSpacing"/>
+        <w:rPr>
+          <w:rStyle w:val="HTMLCode"/>
+          <w:rFonts w:ascii="Times New Roman" w:eastAsiaTheme="minorHAnsi" w:hAnsi="Times New Roman" w:cstheme="minorBidi"/>
+          <w:sz w:val="24"/>
+          <w:szCs w:val="22"/>
+        </w:rPr>
+      </w:pPr>
+      <w:r>
+        <w:rPr>
+          <w:rStyle w:val="HTMLCode"/>
+          <w:rFonts w:ascii="Times New Roman" w:eastAsiaTheme="minorHAnsi" w:hAnsi="Times New Roman" w:cstheme="minorBidi"/>
+          <w:sz w:val="24"/>
+          <w:szCs w:val="22"/>
+        </w:rPr>
+        <w:t xml:space="preserve">  {</w:t>
+      </w:r>
+    </w:p>
+    <w:p>
+      <w:pPr>
+        <w:pStyle w:val="NoSpacing"/>
+        <w:rPr>
+          <w:rStyle w:val="HTMLCode"/>
+          <w:rFonts w:ascii="Times New Roman" w:eastAsiaTheme="minorHAnsi" w:hAnsi="Times New Roman" w:cstheme="minorBidi"/>
+          <w:sz w:val="24"/>
+          <w:szCs w:val="22"/>
+        </w:rPr>
+      </w:pPr>
+      <w:r>
+        <w:rPr>
+          <w:rStyle w:val="HTMLCode"/>
+          <w:rFonts w:ascii="Times New Roman" w:eastAsiaTheme="minorHAnsi" w:hAnsi="Times New Roman" w:cstheme="minorBidi"/>
+          <w:sz w:val="24"/>
+          <w:szCs w:val="22"/>
+        </w:rPr>
+        <w:t xml:space="preserve">    "path": </w:t>
+      </w:r>
+      <w:r>
+        <w:rPr>
+          <w:rStyle w:val="k"/>
+        </w:rPr>
+        <w:t>"/dashboard"</w:t>
+      </w:r>
+      <w:r>
+        <w:rPr>
+          <w:rStyle w:val="HTMLCode"/>
+          <w:rFonts w:ascii="Times New Roman" w:eastAsiaTheme="minorHAnsi" w:hAnsi="Times New Roman" w:cstheme="minorBidi"/>
+          <w:sz w:val="24"/>
+          <w:szCs w:val="22"/>
+        </w:rPr>
+        <w:t>,</w:t>
+      </w:r>
+    </w:p>
+    <w:p>
+      <w:pPr>
+        <w:pStyle w:val="NoSpacing"/>
+        <w:rPr>
+          <w:rStyle w:val="HTMLCode"/>
+          <w:rFonts w:ascii="Times New Roman" w:eastAsiaTheme="minorHAnsi" w:hAnsi="Times New Roman" w:cstheme="minorBidi"/>
+          <w:sz w:val="24"/>
+          <w:szCs w:val="22"/>
+        </w:rPr>
+      </w:pPr>
+      <w:r>
+        <w:rPr>
+          <w:rStyle w:val="HTMLCode"/>
+          <w:rFonts w:ascii="Times New Roman" w:eastAsiaTheme="minorHAnsi" w:hAnsi="Times New Roman" w:cstheme="minorBidi"/>
+          <w:sz w:val="24"/>
+          <w:szCs w:val="22"/>
+        </w:rPr>
+        <w:t xml:space="preserve">    "component": </w:t>
+      </w:r>
+      <w:r>
+        <w:rPr>
+          <w:rStyle w:val="k"/>
+        </w:rPr>
+        <w:t>"</w:t>
+      </w:r>
+      <w:proofErr w:type="spellStart"/>
+      <w:r>
+        <w:rPr>
+          <w:rStyle w:val="k"/>
+        </w:rPr>
+        <w:t>DashBoard</w:t>
+      </w:r>
+      <w:proofErr w:type="spellEnd"/>
+      <w:r>
+        <w:rPr>
+          <w:rStyle w:val="k"/>
+        </w:rPr>
+        <w:t>"</w:t>
+      </w:r>
+    </w:p>
+    <w:p>
+      <w:pPr>
+        <w:pStyle w:val="NoSpacing"/>
+        <w:rPr>
+          <w:rStyle w:val="HTMLCode"/>
+          <w:rFonts w:ascii="Times New Roman" w:eastAsiaTheme="minorHAnsi" w:hAnsi="Times New Roman" w:cstheme="minorBidi"/>
+          <w:sz w:val="24"/>
+          <w:szCs w:val="22"/>
+        </w:rPr>
+      </w:pPr>
+      <w:r>
+        <w:rPr>
+          <w:rStyle w:val="HTMLCode"/>
+          <w:rFonts w:ascii="Times New Roman" w:eastAsiaTheme="minorHAnsi" w:hAnsi="Times New Roman" w:cstheme="minorBidi"/>
+          <w:sz w:val="24"/>
+          <w:szCs w:val="22"/>
+        </w:rPr>
+        <w:t xml:space="preserve">  }</w:t>
+      </w:r>
+    </w:p>
+    <w:p>
+      <w:pPr>
+        <w:pStyle w:val="NoSpacing"/>
+      </w:pPr>
+      <w:r>
+        <w:rPr>
+          <w:rStyle w:val="HTMLCode"/>
+          <w:rFonts w:ascii="Times New Roman" w:eastAsiaTheme="minorHAnsi" w:hAnsi="Times New Roman" w:cstheme="minorBidi"/>
+          <w:sz w:val="24"/>
+          <w:szCs w:val="22"/>
+        </w:rPr>
+        <w:t>]</w:t>
+      </w:r>
+    </w:p>
+    <w:p>
+      <w:pPr>
+        <w:pStyle w:val="NoSpacing"/>
+      </w:pPr>
+      <w:r>
+        <w:t xml:space="preserve">You can dynamically import the matching components with </w:t>
+      </w:r>
+      <w:proofErr w:type="spellStart"/>
+      <w:r>
+        <w:t>Vite</w:t>
+      </w:r>
+      <w:proofErr w:type="spellEnd"/>
+      <w:r>
+        <w:t xml:space="preserve"> using </w:t>
+      </w:r>
+      <w:proofErr w:type="spellStart"/>
+      <w:proofErr w:type="gramStart"/>
+      <w:r>
+        <w:rPr>
+          <w:rStyle w:val="HTMLCode"/>
+          <w:rFonts w:ascii="Times New Roman" w:eastAsiaTheme="minorHAnsi" w:hAnsi="Times New Roman" w:cstheme="minorBidi"/>
+          <w:sz w:val="24"/>
+          <w:szCs w:val="22"/>
+        </w:rPr>
+        <w:t>import.meta</w:t>
+      </w:r>
+      <w:proofErr w:type="gramEnd"/>
+      <w:r>
+        <w:rPr>
+          <w:rStyle w:val="HTMLCode"/>
+          <w:rFonts w:ascii="Times New Roman" w:eastAsiaTheme="minorHAnsi" w:hAnsi="Times New Roman" w:cstheme="minorBidi"/>
+          <w:sz w:val="24"/>
+          <w:szCs w:val="22"/>
+        </w:rPr>
+        <w:t>.glob</w:t>
+      </w:r>
+      <w:proofErr w:type="spellEnd"/>
+      <w:r>
+        <w:t>:</w:t>
+      </w:r>
+    </w:p>
+    <w:p>
+      <w:pPr>
+        <w:pStyle w:val="NoSpacing"/>
+        <w:rPr>
+          <w:rStyle w:val="HTMLCode"/>
+          <w:rFonts w:ascii="Times New Roman" w:eastAsiaTheme="minorHAnsi" w:hAnsi="Times New Roman" w:cstheme="minorBidi"/>
+          <w:sz w:val="24"/>
+          <w:szCs w:val="22"/>
+        </w:rPr>
+      </w:pPr>
+      <w:r>
+        <w:rPr>
+          <w:rStyle w:val="e"/>
+        </w:rPr>
+        <w:t>// pages/index.js</w:t>
+      </w:r>
+    </w:p>
+    <w:p>
+      <w:pPr>
+        <w:pStyle w:val="NoSpacing"/>
+        <w:rPr>
+          <w:rStyle w:val="HTMLCode"/>
+          <w:rFonts w:ascii="Times New Roman" w:eastAsiaTheme="minorHAnsi" w:hAnsi="Times New Roman" w:cstheme="minorBidi"/>
+          <w:sz w:val="24"/>
+          <w:szCs w:val="22"/>
+        </w:rPr>
+      </w:pPr>
+      <w:r>
+        <w:rPr>
+          <w:rStyle w:val="g"/>
+        </w:rPr>
+        <w:t>const</w:t>
+      </w:r>
+      <w:r>
+        <w:rPr>
+          <w:rStyle w:val="HTMLCode"/>
+          <w:rFonts w:ascii="Times New Roman" w:eastAsiaTheme="minorHAnsi" w:hAnsi="Times New Roman" w:cstheme="minorBidi"/>
+          <w:sz w:val="24"/>
+          <w:szCs w:val="22"/>
+        </w:rPr>
+        <w:t xml:space="preserve"> </w:t>
+      </w:r>
+      <w:r>
+        <w:rPr>
+          <w:rStyle w:val="m"/>
+        </w:rPr>
+        <w:t>modules</w:t>
+      </w:r>
+      <w:r>
+        <w:rPr>
+          <w:rStyle w:val="HTMLCode"/>
+          <w:rFonts w:ascii="Times New Roman" w:eastAsiaTheme="minorHAnsi" w:hAnsi="Times New Roman" w:cstheme="minorBidi"/>
+          <w:sz w:val="24"/>
+          <w:szCs w:val="22"/>
+        </w:rPr>
+        <w:t xml:space="preserve"> </w:t>
+      </w:r>
+      <w:r>
+        <w:rPr>
+          <w:rStyle w:val="g"/>
+        </w:rPr>
+        <w:t>=</w:t>
+      </w:r>
+      <w:r>
+        <w:rPr>
+          <w:rStyle w:val="HTMLCode"/>
+          <w:rFonts w:ascii="Times New Roman" w:eastAsiaTheme="minorHAnsi" w:hAnsi="Times New Roman" w:cstheme="minorBidi"/>
+          <w:sz w:val="24"/>
+          <w:szCs w:val="22"/>
+        </w:rPr>
+        <w:t xml:space="preserve"> </w:t>
+      </w:r>
+      <w:proofErr w:type="spellStart"/>
+      <w:proofErr w:type="gramStart"/>
+      <w:r>
+        <w:rPr>
+          <w:rStyle w:val="g"/>
+        </w:rPr>
+        <w:t>import.</w:t>
+      </w:r>
+      <w:r>
+        <w:rPr>
+          <w:rStyle w:val="HTMLCode"/>
+          <w:rFonts w:ascii="Times New Roman" w:eastAsiaTheme="minorHAnsi" w:hAnsi="Times New Roman" w:cstheme="minorBidi"/>
+          <w:sz w:val="24"/>
+          <w:szCs w:val="22"/>
+        </w:rPr>
+        <w:t>meta</w:t>
+      </w:r>
+      <w:proofErr w:type="gramEnd"/>
+      <w:r>
+        <w:rPr>
+          <w:rStyle w:val="g"/>
+        </w:rPr>
+        <w:t>.</w:t>
+      </w:r>
+      <w:r>
+        <w:rPr>
+          <w:rStyle w:val="HTMLCode"/>
+          <w:rFonts w:ascii="Times New Roman" w:eastAsiaTheme="minorHAnsi" w:hAnsi="Times New Roman" w:cstheme="minorBidi"/>
+          <w:sz w:val="24"/>
+          <w:szCs w:val="22"/>
+        </w:rPr>
+        <w:t>glob</w:t>
+      </w:r>
+      <w:proofErr w:type="spellEnd"/>
+      <w:r>
+        <w:rPr>
+          <w:rStyle w:val="HTMLCode"/>
+          <w:rFonts w:ascii="Times New Roman" w:eastAsiaTheme="minorHAnsi" w:hAnsi="Times New Roman" w:cstheme="minorBidi"/>
+          <w:sz w:val="24"/>
+          <w:szCs w:val="22"/>
+        </w:rPr>
+        <w:t>(</w:t>
+      </w:r>
+      <w:r>
+        <w:rPr>
+          <w:rStyle w:val="k"/>
+        </w:rPr>
+        <w:t>"./*.</w:t>
+      </w:r>
+      <w:proofErr w:type="spellStart"/>
+      <w:r>
+        <w:rPr>
+          <w:rStyle w:val="k"/>
+        </w:rPr>
+        <w:t>jsx</w:t>
+      </w:r>
+      <w:proofErr w:type="spellEnd"/>
+      <w:r>
+        <w:rPr>
+          <w:rStyle w:val="k"/>
+        </w:rPr>
+        <w:t>"</w:t>
+      </w:r>
+      <w:r>
+        <w:rPr>
+          <w:rStyle w:val="HTMLCode"/>
+          <w:rFonts w:ascii="Times New Roman" w:eastAsiaTheme="minorHAnsi" w:hAnsi="Times New Roman" w:cstheme="minorBidi"/>
+          <w:sz w:val="24"/>
+          <w:szCs w:val="22"/>
+        </w:rPr>
+        <w:t>);</w:t>
+      </w:r>
+    </w:p>
+    <w:p>
+      <w:pPr>
+        <w:pStyle w:val="NoSpacing"/>
+        <w:rPr>
+          <w:rStyle w:val="HTMLCode"/>
+          <w:rFonts w:ascii="Times New Roman" w:eastAsiaTheme="minorHAnsi" w:hAnsi="Times New Roman" w:cstheme="minorBidi"/>
+          <w:sz w:val="24"/>
+          <w:szCs w:val="22"/>
+        </w:rPr>
+      </w:pPr>
+    </w:p>
+    <w:p>
+      <w:pPr>
+        <w:pStyle w:val="NoSpacing"/>
+        <w:rPr>
+          <w:rStyle w:val="HTMLCode"/>
+          <w:rFonts w:ascii="Times New Roman" w:eastAsiaTheme="minorHAnsi" w:hAnsi="Times New Roman" w:cstheme="minorBidi"/>
+          <w:sz w:val="24"/>
+          <w:szCs w:val="22"/>
+        </w:rPr>
+      </w:pPr>
+      <w:r>
+        <w:rPr>
+          <w:rStyle w:val="g"/>
+        </w:rPr>
+        <w:t>export</w:t>
+      </w:r>
+      <w:r>
+        <w:rPr>
+          <w:rStyle w:val="HTMLCode"/>
+          <w:rFonts w:ascii="Times New Roman" w:eastAsiaTheme="minorHAnsi" w:hAnsi="Times New Roman" w:cstheme="minorBidi"/>
+          <w:sz w:val="24"/>
+          <w:szCs w:val="22"/>
+        </w:rPr>
+        <w:t xml:space="preserve"> </w:t>
+      </w:r>
+      <w:r>
+        <w:rPr>
+          <w:rStyle w:val="g"/>
+        </w:rPr>
+        <w:t>async</w:t>
+      </w:r>
+      <w:r>
+        <w:rPr>
+          <w:rStyle w:val="HTMLCode"/>
+          <w:rFonts w:ascii="Times New Roman" w:eastAsiaTheme="minorHAnsi" w:hAnsi="Times New Roman" w:cstheme="minorBidi"/>
+          <w:sz w:val="24"/>
+          <w:szCs w:val="22"/>
+        </w:rPr>
+        <w:t xml:space="preserve"> </w:t>
+      </w:r>
+      <w:r>
+        <w:rPr>
+          <w:rStyle w:val="g"/>
+        </w:rPr>
+        <w:t>function</w:t>
+      </w:r>
+      <w:r>
+        <w:rPr>
+          <w:rStyle w:val="HTMLCode"/>
+          <w:rFonts w:ascii="Times New Roman" w:eastAsiaTheme="minorHAnsi" w:hAnsi="Times New Roman" w:cstheme="minorBidi"/>
+          <w:sz w:val="24"/>
+          <w:szCs w:val="22"/>
+        </w:rPr>
+        <w:t xml:space="preserve"> </w:t>
+      </w:r>
+      <w:proofErr w:type="spellStart"/>
+      <w:r>
+        <w:rPr>
+          <w:rStyle w:val="m"/>
+        </w:rPr>
+        <w:t>loadComponent</w:t>
+      </w:r>
+      <w:proofErr w:type="spellEnd"/>
+      <w:r>
+        <w:rPr>
+          <w:rStyle w:val="HTMLCode"/>
+          <w:rFonts w:ascii="Times New Roman" w:eastAsiaTheme="minorHAnsi" w:hAnsi="Times New Roman" w:cstheme="minorBidi"/>
+          <w:sz w:val="24"/>
+          <w:szCs w:val="22"/>
+        </w:rPr>
+        <w:t>(</w:t>
+      </w:r>
+      <w:r>
+        <w:rPr>
+          <w:rStyle w:val="m"/>
+        </w:rPr>
+        <w:t>name</w:t>
+      </w:r>
+      <w:r>
+        <w:rPr>
+          <w:rStyle w:val="HTMLCode"/>
+          <w:rFonts w:ascii="Times New Roman" w:eastAsiaTheme="minorHAnsi" w:hAnsi="Times New Roman" w:cstheme="minorBidi"/>
+          <w:sz w:val="24"/>
+          <w:szCs w:val="22"/>
+        </w:rPr>
+        <w:t>) {</w:t>
+      </w:r>
+    </w:p>
+    <w:p>
+      <w:pPr>
+        <w:pStyle w:val="NoSpacing"/>
+        <w:rPr>
+          <w:rStyle w:val="HTMLCode"/>
+          <w:rFonts w:ascii="Times New Roman" w:eastAsiaTheme="minorHAnsi" w:hAnsi="Times New Roman" w:cstheme="minorBidi"/>
+          <w:sz w:val="24"/>
+          <w:szCs w:val="22"/>
+        </w:rPr>
+      </w:pPr>
+      <w:r>
+        <w:rPr>
+          <w:rStyle w:val="HTMLCode"/>
+          <w:rFonts w:ascii="Times New Roman" w:eastAsiaTheme="minorHAnsi" w:hAnsi="Times New Roman" w:cstheme="minorBidi"/>
+          <w:sz w:val="24"/>
+          <w:szCs w:val="22"/>
+        </w:rPr>
+        <w:t xml:space="preserve">  </w:t>
+      </w:r>
+      <w:r>
+        <w:rPr>
+          <w:rStyle w:val="g"/>
+        </w:rPr>
+        <w:t>const</w:t>
+      </w:r>
+      <w:r>
+        <w:rPr>
+          <w:rStyle w:val="HTMLCode"/>
+          <w:rFonts w:ascii="Times New Roman" w:eastAsiaTheme="minorHAnsi" w:hAnsi="Times New Roman" w:cstheme="minorBidi"/>
+          <w:sz w:val="24"/>
+          <w:szCs w:val="22"/>
+        </w:rPr>
+        <w:t xml:space="preserve"> </w:t>
+      </w:r>
+      <w:r>
+        <w:rPr>
+          <w:rStyle w:val="m"/>
+        </w:rPr>
+        <w:t>module</w:t>
+      </w:r>
+      <w:r>
+        <w:rPr>
+          <w:rStyle w:val="HTMLCode"/>
+          <w:rFonts w:ascii="Times New Roman" w:eastAsiaTheme="minorHAnsi" w:hAnsi="Times New Roman" w:cstheme="minorBidi"/>
+          <w:sz w:val="24"/>
+          <w:szCs w:val="22"/>
+        </w:rPr>
+        <w:t xml:space="preserve"> </w:t>
+      </w:r>
+      <w:r>
+        <w:rPr>
+          <w:rStyle w:val="g"/>
+        </w:rPr>
+        <w:t>=</w:t>
+      </w:r>
+      <w:r>
+        <w:rPr>
+          <w:rStyle w:val="HTMLCode"/>
+          <w:rFonts w:ascii="Times New Roman" w:eastAsiaTheme="minorHAnsi" w:hAnsi="Times New Roman" w:cstheme="minorBidi"/>
+          <w:sz w:val="24"/>
+          <w:szCs w:val="22"/>
+        </w:rPr>
+        <w:t xml:space="preserve"> </w:t>
+      </w:r>
+      <w:r>
+        <w:rPr>
+          <w:rStyle w:val="g"/>
+        </w:rPr>
+        <w:t>await</w:t>
+      </w:r>
+      <w:r>
+        <w:rPr>
+          <w:rStyle w:val="HTMLCode"/>
+          <w:rFonts w:ascii="Times New Roman" w:eastAsiaTheme="minorHAnsi" w:hAnsi="Times New Roman" w:cstheme="minorBidi"/>
+          <w:sz w:val="24"/>
+          <w:szCs w:val="22"/>
+        </w:rPr>
+        <w:t xml:space="preserve"> </w:t>
+      </w:r>
+      <w:r>
+        <w:rPr>
+          <w:rStyle w:val="m"/>
+        </w:rPr>
+        <w:t>modules</w:t>
+      </w:r>
+      <w:r>
+        <w:rPr>
+          <w:rStyle w:val="HTMLCode"/>
+          <w:rFonts w:ascii="Times New Roman" w:eastAsiaTheme="minorHAnsi" w:hAnsi="Times New Roman" w:cstheme="minorBidi"/>
+          <w:sz w:val="24"/>
+          <w:szCs w:val="22"/>
+        </w:rPr>
+        <w:t>[</w:t>
+      </w:r>
+      <w:proofErr w:type="gramStart"/>
+      <w:r>
+        <w:rPr>
+          <w:rStyle w:val="k"/>
+        </w:rPr>
+        <w:t>`./</w:t>
+      </w:r>
+      <w:proofErr w:type="gramEnd"/>
+      <w:r>
+        <w:rPr>
+          <w:rStyle w:val="HTMLCode"/>
+          <w:rFonts w:ascii="Times New Roman" w:eastAsiaTheme="minorHAnsi" w:hAnsi="Times New Roman" w:cstheme="minorBidi"/>
+          <w:sz w:val="24"/>
+          <w:szCs w:val="22"/>
+        </w:rPr>
+        <w:t>${</w:t>
+      </w:r>
+      <w:r>
+        <w:rPr>
+          <w:rStyle w:val="m"/>
+        </w:rPr>
+        <w:t>name</w:t>
+      </w:r>
+      <w:r>
+        <w:rPr>
+          <w:rStyle w:val="HTMLCode"/>
+          <w:rFonts w:ascii="Times New Roman" w:eastAsiaTheme="minorHAnsi" w:hAnsi="Times New Roman" w:cstheme="minorBidi"/>
+          <w:sz w:val="24"/>
+          <w:szCs w:val="22"/>
+        </w:rPr>
+        <w:t>}</w:t>
+      </w:r>
+      <w:r>
+        <w:rPr>
+          <w:rStyle w:val="k"/>
+        </w:rPr>
+        <w:t>.</w:t>
+      </w:r>
+      <w:proofErr w:type="spellStart"/>
+      <w:r>
+        <w:rPr>
+          <w:rStyle w:val="k"/>
+        </w:rPr>
+        <w:t>jsx</w:t>
+      </w:r>
+      <w:proofErr w:type="spellEnd"/>
+      <w:r>
+        <w:rPr>
+          <w:rStyle w:val="k"/>
+        </w:rPr>
+        <w:t>`</w:t>
+      </w:r>
+      <w:r>
+        <w:rPr>
+          <w:rStyle w:val="HTMLCode"/>
+          <w:rFonts w:ascii="Times New Roman" w:eastAsiaTheme="minorHAnsi" w:hAnsi="Times New Roman" w:cstheme="minorBidi"/>
+          <w:sz w:val="24"/>
+          <w:szCs w:val="22"/>
+        </w:rPr>
+        <w:t>]();</w:t>
+      </w:r>
+    </w:p>
+    <w:p>
+      <w:pPr>
+        <w:pStyle w:val="NoSpacing"/>
+        <w:rPr>
+          <w:rStyle w:val="HTMLCode"/>
+          <w:rFonts w:ascii="Times New Roman" w:eastAsiaTheme="minorHAnsi" w:hAnsi="Times New Roman" w:cstheme="minorBidi"/>
+          <w:sz w:val="24"/>
+          <w:szCs w:val="22"/>
+        </w:rPr>
+      </w:pPr>
+      <w:r>
+        <w:rPr>
+          <w:rStyle w:val="HTMLCode"/>
+          <w:rFonts w:ascii="Times New Roman" w:eastAsiaTheme="minorHAnsi" w:hAnsi="Times New Roman" w:cstheme="minorBidi"/>
+          <w:sz w:val="24"/>
+          <w:szCs w:val="22"/>
+        </w:rPr>
+        <w:t xml:space="preserve">  </w:t>
+      </w:r>
+      <w:r>
+        <w:rPr>
+          <w:rStyle w:val="g"/>
+        </w:rPr>
+        <w:t>return</w:t>
+      </w:r>
+      <w:r>
+        <w:rPr>
+          <w:rStyle w:val="HTMLCode"/>
+          <w:rFonts w:ascii="Times New Roman" w:eastAsiaTheme="minorHAnsi" w:hAnsi="Times New Roman" w:cstheme="minorBidi"/>
+          <w:sz w:val="24"/>
+          <w:szCs w:val="22"/>
+        </w:rPr>
+        <w:t xml:space="preserve"> </w:t>
+      </w:r>
+      <w:proofErr w:type="spellStart"/>
+      <w:r>
+        <w:rPr>
+          <w:rStyle w:val="m"/>
+        </w:rPr>
+        <w:t>module</w:t>
+      </w:r>
+      <w:r>
+        <w:rPr>
+          <w:rStyle w:val="g"/>
+        </w:rPr>
+        <w:t>.</w:t>
+      </w:r>
+      <w:r>
+        <w:rPr>
+          <w:rStyle w:val="HTMLCode"/>
+          <w:rFonts w:ascii="Times New Roman" w:eastAsiaTheme="minorHAnsi" w:hAnsi="Times New Roman" w:cstheme="minorBidi"/>
+          <w:sz w:val="24"/>
+          <w:szCs w:val="22"/>
+        </w:rPr>
+        <w:t>default</w:t>
+      </w:r>
+      <w:proofErr w:type="spellEnd"/>
+      <w:r>
+        <w:rPr>
+          <w:rStyle w:val="HTMLCode"/>
+          <w:rFonts w:ascii="Times New Roman" w:eastAsiaTheme="minorHAnsi" w:hAnsi="Times New Roman" w:cstheme="minorBidi"/>
+          <w:sz w:val="24"/>
+          <w:szCs w:val="22"/>
+        </w:rPr>
+        <w:t>;</w:t>
+      </w:r>
+    </w:p>
+    <w:p>
+      <w:pPr>
+        <w:pStyle w:val="NoSpacing"/>
+      </w:pPr>
+      <w:r>
+        <w:rPr>
+          <w:rStyle w:val="HTMLCode"/>
+          <w:rFonts w:ascii="Times New Roman" w:eastAsiaTheme="minorHAnsi" w:hAnsi="Times New Roman" w:cstheme="minorBidi"/>
+          <w:sz w:val="24"/>
+          <w:szCs w:val="22"/>
+        </w:rPr>
+        <w:t>}</w:t>
+      </w:r>
+    </w:p>
+    <w:p>
+      <w:pPr>
+        <w:pStyle w:val="NoSpacing"/>
+      </w:pPr>
     </w:p>
     <w:sectPr>
       <w:pgSz w:w="11906" w:h="16838"/>
@@ -26203,6 +27216,11 @@
       <w:lang w:eastAsia="en-IN"/>
     </w:rPr>
   </w:style>
+  <w:style w:type="character" w:customStyle="1" w:styleId="e">
+    <w:name w:val="ͼe"/>
+    <w:basedOn w:val="DefaultParagraphFont"/>
+    <w:rsid w:val="00D623FF"/>
+  </w:style>
 </w:styles>
 </file>
 
